--- a/HW1_readmefile.docx
+++ b/HW1_readmefile.docx
@@ -1,6 +1,6 @@
 
 <file path=word/document.xml><?xml version="1.0" encoding="utf-8"?>
-<w:document xmlns:wpc="http://schemas.microsoft.com/office/word/2010/wordprocessingCanvas" xmlns:cx="http://schemas.microsoft.com/office/drawing/2014/chartex" xmlns:cx1="http://schemas.microsoft.com/office/drawing/2015/9/8/chartex" xmlns:cx2="http://schemas.microsoft.com/office/drawing/2015/10/21/chartex" xmlns:cx3="http://schemas.microsoft.com/office/drawing/2016/5/9/chartex" xmlns:cx4="http://schemas.microsoft.com/office/drawing/2016/5/10/chartex" xmlns:cx5="http://schemas.microsoft.com/office/drawing/2016/5/11/chartex" xmlns:cx6="http://schemas.microsoft.com/office/drawing/2016/5/12/chartex" xmlns:cx7="http://schemas.microsoft.com/office/drawing/2016/5/13/chartex" xmlns:cx8="http://schemas.microsoft.com/office/drawing/2016/5/14/chartex" xmlns:mc="http://schemas.openxmlformats.org/markup-compatibility/2006" xmlns:aink="http://schemas.microsoft.com/office/drawing/2016/ink" xmlns:am3d="http://schemas.microsoft.com/office/drawing/2017/model3d" xmlns:o="urn:schemas-microsoft-com:office:office" xmlns:oel="http://schemas.microsoft.com/office/2019/extlst" xmlns:r="http://schemas.openxmlformats.org/officeDocument/2006/relationships" xmlns:m="http://schemas.openxmlformats.org/officeDocument/2006/math" xmlns:v="urn:schemas-microsoft-com:vml" xmlns:wp14="http://schemas.microsoft.com/office/word/2010/wordprocessingDrawing" xmlns:wp="http://schemas.openxmlformats.org/drawingml/2006/wordprocessingDrawing" xmlns:w10="urn:schemas-microsoft-com:office:word" xmlns:w="http://schemas.openxmlformats.org/wordprocessingml/2006/main" xmlns:w14="http://schemas.microsoft.com/office/word/2010/wordml" xmlns:w15="http://schemas.microsoft.com/office/word/2012/wordml" xmlns:w16cex="http://schemas.microsoft.com/office/word/2018/wordml/cex" xmlns:w16cid="http://schemas.microsoft.com/office/word/2016/wordml/cid" xmlns:w16="http://schemas.microsoft.com/office/word/2018/wordml" xmlns:w16du="http://schemas.microsoft.com/office/word/2023/wordml/word16du" xmlns:w16sdtdh="http://schemas.microsoft.com/office/word/2020/wordml/sdtdatahash" xmlns:w16se="http://schemas.microsoft.com/office/word/2015/wordml/symex" xmlns:wpg="http://schemas.microsoft.com/office/word/2010/wordprocessingGroup" xmlns:wpi="http://schemas.microsoft.com/office/word/2010/wordprocessingInk" xmlns:wne="http://schemas.microsoft.com/office/word/2006/wordml" xmlns:wps="http://schemas.microsoft.com/office/word/2010/wordprocessingShape" mc:Ignorable="w14 w15 w16se w16cid w16 w16cex w16sdtdh w16du wp14">
+<w:document xmlns:wpc="http://schemas.microsoft.com/office/word/2010/wordprocessingCanvas" xmlns:cx="http://schemas.microsoft.com/office/drawing/2014/chartex" xmlns:cx1="http://schemas.microsoft.com/office/drawing/2015/9/8/chartex" xmlns:cx2="http://schemas.microsoft.com/office/drawing/2015/10/21/chartex" xmlns:cx3="http://schemas.microsoft.com/office/drawing/2016/5/9/chartex" xmlns:cx4="http://schemas.microsoft.com/office/drawing/2016/5/10/chartex" xmlns:cx5="http://schemas.microsoft.com/office/drawing/2016/5/11/chartex" xmlns:cx6="http://schemas.microsoft.com/office/drawing/2016/5/12/chartex" xmlns:cx7="http://schemas.microsoft.com/office/drawing/2016/5/13/chartex" xmlns:cx8="http://schemas.microsoft.com/office/drawing/2016/5/14/chartex" xmlns:mc="http://schemas.openxmlformats.org/markup-compatibility/2006" xmlns:aink="http://schemas.microsoft.com/office/drawing/2016/ink" xmlns:am3d="http://schemas.microsoft.com/office/drawing/2017/model3d" xmlns:o="urn:schemas-microsoft-com:office:office" xmlns:oel="http://schemas.microsoft.com/office/2019/extlst" xmlns:r="http://schemas.openxmlformats.org/officeDocument/2006/relationships" xmlns:m="http://schemas.openxmlformats.org/officeDocument/2006/math" xmlns:v="urn:schemas-microsoft-com:vml" xmlns:wp14="http://schemas.microsoft.com/office/word/2010/wordprocessingDrawing" xmlns:wp="http://schemas.openxmlformats.org/drawingml/2006/wordprocessingDrawing" xmlns:w10="urn:schemas-microsoft-com:office:word" xmlns:w="http://schemas.openxmlformats.org/wordprocessingml/2006/main" xmlns:w14="http://schemas.microsoft.com/office/word/2010/wordml" xmlns:w15="http://schemas.microsoft.com/office/word/2012/wordml" xmlns:w16cex="http://schemas.microsoft.com/office/word/2018/wordml/cex" xmlns:w16cid="http://schemas.microsoft.com/office/word/2016/wordml/cid" xmlns:w16="http://schemas.microsoft.com/office/word/2018/wordml" xmlns:w16du="http://schemas.microsoft.com/office/word/2023/wordml/word16du" xmlns:w16sdtdh="http://schemas.microsoft.com/office/word/2020/wordml/sdtdatahash" xmlns:w16sdtfl="http://schemas.microsoft.com/office/word/2024/wordml/sdtformatlock" xmlns:w16se="http://schemas.microsoft.com/office/word/2015/wordml/symex" xmlns:wpg="http://schemas.microsoft.com/office/word/2010/wordprocessingGroup" xmlns:wpi="http://schemas.microsoft.com/office/word/2010/wordprocessingInk" xmlns:wne="http://schemas.microsoft.com/office/word/2006/wordml" xmlns:wps="http://schemas.microsoft.com/office/word/2010/wordprocessingShape" mc:Ignorable="w14 w15 w16se w16cid w16 w16cex w16sdtdh w16sdtfl w16du wp14">
   <w:body>
     <w:p>
       <w:pPr>
@@ -992,20 +992,40 @@
           <w:sz w:val="32"/>
           <w:szCs w:val="32"/>
         </w:rPr>
-        <w:t>:s3:::</w:t>
-      </w:r>
-      <w:proofErr w:type="spellStart"/>
-      <w:r>
-        <w:rPr>
-          <w:rFonts w:ascii="Times New Roman" w:hAnsi="Times New Roman" w:cs="Times New Roman"/>
-          <w:i w:val="0"/>
-          <w:iCs/>
-          <w:sz w:val="32"/>
-          <w:szCs w:val="32"/>
-        </w:rPr>
-        <w:t>mikasaawsbucket</w:t>
-      </w:r>
-      <w:proofErr w:type="spellEnd"/>
+        <w:t>:s</w:t>
+      </w:r>
+      <w:proofErr w:type="gramStart"/>
+      <w:r>
+        <w:rPr>
+          <w:rFonts w:ascii="Times New Roman" w:hAnsi="Times New Roman" w:cs="Times New Roman"/>
+          <w:i w:val="0"/>
+          <w:iCs/>
+          <w:sz w:val="32"/>
+          <w:szCs w:val="32"/>
+        </w:rPr>
+        <w:t>3:::</w:t>
+      </w:r>
+      <w:proofErr w:type="gramEnd"/>
+      <w:r>
+        <w:rPr>
+          <w:rFonts w:ascii="Times New Roman" w:hAnsi="Times New Roman" w:cs="Times New Roman"/>
+          <w:i w:val="0"/>
+          <w:iCs/>
+          <w:sz w:val="32"/>
+          <w:szCs w:val="32"/>
+        </w:rPr>
+        <w:t xml:space="preserve"> </w:t>
+      </w:r>
+      <w:r>
+        <w:rPr>
+          <w:rFonts w:ascii="Times New Roman" w:hAnsi="Times New Roman" w:cs="Times New Roman"/>
+          <w:i w:val="0"/>
+          <w:iCs/>
+          <w:sz w:val="32"/>
+          <w:szCs w:val="32"/>
+        </w:rPr>
+        <w:t>spring26swe645-hw1</w:t>
+      </w:r>
       <w:r>
         <w:rPr>
           <w:rFonts w:ascii="Times New Roman" w:hAnsi="Times New Roman" w:cs="Times New Roman"/>
@@ -1116,18 +1136,16 @@
         </w:rPr>
         <w:t xml:space="preserve">Note: replace </w:t>
       </w:r>
-      <w:proofErr w:type="spellStart"/>
-      <w:r>
-        <w:rPr>
-          <w:rFonts w:ascii="Times New Roman" w:hAnsi="Times New Roman" w:cs="Times New Roman"/>
-          <w:i w:val="0"/>
-          <w:iCs/>
-          <w:sz w:val="32"/>
-          <w:szCs w:val="32"/>
-        </w:rPr>
-        <w:t>mikasaawsbucket</w:t>
-      </w:r>
-      <w:proofErr w:type="spellEnd"/>
+      <w:r>
+        <w:rPr>
+          <w:rFonts w:ascii="Times New Roman" w:hAnsi="Times New Roman" w:cs="Times New Roman"/>
+          <w:i w:val="0"/>
+          <w:iCs/>
+          <w:sz w:val="32"/>
+          <w:szCs w:val="32"/>
+        </w:rPr>
+        <w:t>spring26swe645-hw1</w:t>
+      </w:r>
       <w:r>
         <w:rPr>
           <w:rFonts w:ascii="Times New Roman" w:hAnsi="Times New Roman" w:cs="Times New Roman"/>
@@ -1561,6 +1579,26 @@
         </w:rPr>
         <w:t>Name should be unique).</w:t>
       </w:r>
+      <w:r>
+        <w:rPr>
+          <w:rFonts w:ascii="Times New Roman" w:hAnsi="Times New Roman" w:cs="Times New Roman"/>
+          <w:i w:val="0"/>
+          <w:iCs/>
+          <w:sz w:val="32"/>
+          <w:szCs w:val="32"/>
+        </w:rPr>
+        <w:t xml:space="preserve"> </w:t>
+      </w:r>
+      <w:r>
+        <w:rPr>
+          <w:rFonts w:ascii="Times New Roman" w:hAnsi="Times New Roman" w:cs="Times New Roman"/>
+          <w:i w:val="0"/>
+          <w:iCs/>
+          <w:sz w:val="32"/>
+          <w:szCs w:val="32"/>
+        </w:rPr>
+        <w:t>swe645</w:t>
+      </w:r>
     </w:p>
     <w:p>
       <w:pPr>
@@ -1585,6 +1623,7 @@
           <w:sz w:val="32"/>
           <w:szCs w:val="32"/>
         </w:rPr>
+        <w:lastRenderedPageBreak/>
         <w:t xml:space="preserve">In </w:t>
       </w:r>
       <w:r>
@@ -1669,7 +1708,6 @@
           <w:sz w:val="32"/>
           <w:szCs w:val="32"/>
         </w:rPr>
-        <w:lastRenderedPageBreak/>
         <w:t xml:space="preserve">Use the default AMI, instance </w:t>
       </w:r>
       <w:proofErr w:type="gramStart"/>
@@ -2601,15 +2639,18 @@
     </w:p>
     <w:p>
       <w:pPr>
-        <w:ind w:left="360"/>
-        <w:rPr>
-          <w:rFonts w:ascii="Times New Roman" w:hAnsi="Times New Roman" w:cs="Times New Roman"/>
-          <w:i w:val="0"/>
-          <w:iCs/>
-          <w:sz w:val="32"/>
-          <w:szCs w:val="32"/>
-        </w:rPr>
-      </w:pPr>
+        <w:rPr>
+          <w:rFonts w:ascii="Times New Roman" w:hAnsi="Times New Roman" w:cs="Times New Roman"/>
+          <w:i w:val="0"/>
+          <w:iCs/>
+          <w:sz w:val="32"/>
+          <w:szCs w:val="32"/>
+        </w:rPr>
+      </w:pPr>
+      <w:r>
+        <w:lastRenderedPageBreak/>
+        <w:t xml:space="preserve">     </w:t>
+      </w:r>
       <w:hyperlink r:id="rId7" w:history="1">
         <w:r>
           <w:rPr>
@@ -2620,9 +2661,39 @@
             <w:sz w:val="32"/>
             <w:szCs w:val="32"/>
           </w:rPr>
-          <w:t>http://mikasaawsbucket.s3-website-us-east-1.amazonaws.com</w:t>
+          <w:t>https://spring26swe645-hw1.s3.us-east-1.amazonaws.com/index.html</w:t>
         </w:r>
       </w:hyperlink>
+      <w:r>
+        <w:rPr>
+          <w:rFonts w:ascii="Times New Roman" w:hAnsi="Times New Roman" w:cs="Times New Roman"/>
+          <w:i w:val="0"/>
+          <w:iCs/>
+          <w:sz w:val="32"/>
+          <w:szCs w:val="32"/>
+        </w:rPr>
+        <w:br/>
+      </w:r>
+      <w:r>
+        <w:rPr>
+          <w:rFonts w:ascii="Times New Roman" w:hAnsi="Times New Roman" w:cs="Times New Roman"/>
+          <w:i w:val="0"/>
+          <w:iCs/>
+          <w:sz w:val="32"/>
+          <w:szCs w:val="32"/>
+        </w:rPr>
+        <w:t xml:space="preserve">    </w:t>
+      </w:r>
+      <w:r>
+        <w:rPr>
+          <w:rFonts w:ascii="Times New Roman" w:hAnsi="Times New Roman" w:cs="Times New Roman"/>
+          <w:i w:val="0"/>
+          <w:iCs/>
+          <w:sz w:val="32"/>
+          <w:szCs w:val="32"/>
+        </w:rPr>
+        <w:t>98.88.31.237</w:t>
+      </w:r>
     </w:p>
     <w:p>
       <w:pPr>
@@ -2635,36 +2706,6 @@
           <w:szCs w:val="32"/>
         </w:rPr>
       </w:pPr>
-      <w:r>
-        <w:rPr>
-          <w:rFonts w:ascii="Times New Roman" w:hAnsi="Times New Roman" w:cs="Times New Roman"/>
-          <w:i w:val="0"/>
-          <w:iCs/>
-          <w:sz w:val="32"/>
-          <w:szCs w:val="32"/>
-        </w:rPr>
-        <w:t>http://</w:t>
-      </w:r>
-      <w:r>
-        <w:rPr>
-          <w:rFonts w:ascii="Times New Roman" w:hAnsi="Times New Roman" w:cs="Times New Roman"/>
-          <w:i w:val="0"/>
-          <w:iCs/>
-          <w:sz w:val="32"/>
-          <w:szCs w:val="32"/>
-        </w:rPr>
-        <w:t>44.203.255.101</w:t>
-      </w:r>
-      <w:r>
-        <w:rPr>
-          <w:rFonts w:ascii="Times New Roman" w:hAnsi="Times New Roman" w:cs="Times New Roman"/>
-          <w:i w:val="0"/>
-          <w:iCs/>
-          <w:sz w:val="32"/>
-          <w:szCs w:val="32"/>
-        </w:rPr>
-        <w:t>/index.html</w:t>
-      </w:r>
     </w:p>
     <w:sectPr>
       <w:pgSz w:w="12240" w:h="15840"/>
@@ -2677,7 +2718,7 @@
 </file>
 
 <file path=word/numbering.xml><?xml version="1.0" encoding="utf-8"?>
-<w:numbering xmlns:wpc="http://schemas.microsoft.com/office/word/2010/wordprocessingCanvas" xmlns:cx="http://schemas.microsoft.com/office/drawing/2014/chartex" xmlns:cx1="http://schemas.microsoft.com/office/drawing/2015/9/8/chartex" xmlns:cx2="http://schemas.microsoft.com/office/drawing/2015/10/21/chartex" xmlns:cx3="http://schemas.microsoft.com/office/drawing/2016/5/9/chartex" xmlns:cx4="http://schemas.microsoft.com/office/drawing/2016/5/10/chartex" xmlns:cx5="http://schemas.microsoft.com/office/drawing/2016/5/11/chartex" xmlns:cx6="http://schemas.microsoft.com/office/drawing/2016/5/12/chartex" xmlns:cx7="http://schemas.microsoft.com/office/drawing/2016/5/13/chartex" xmlns:cx8="http://schemas.microsoft.com/office/drawing/2016/5/14/chartex" xmlns:mc="http://schemas.openxmlformats.org/markup-compatibility/2006" xmlns:aink="http://schemas.microsoft.com/office/drawing/2016/ink" xmlns:am3d="http://schemas.microsoft.com/office/drawing/2017/model3d" xmlns:o="urn:schemas-microsoft-com:office:office" xmlns:oel="http://schemas.microsoft.com/office/2019/extlst" xmlns:r="http://schemas.openxmlformats.org/officeDocument/2006/relationships" xmlns:m="http://schemas.openxmlformats.org/officeDocument/2006/math" xmlns:v="urn:schemas-microsoft-com:vml" xmlns:wp14="http://schemas.microsoft.com/office/word/2010/wordprocessingDrawing" xmlns:wp="http://schemas.openxmlformats.org/drawingml/2006/wordprocessingDrawing" xmlns:w10="urn:schemas-microsoft-com:office:word" xmlns:w="http://schemas.openxmlformats.org/wordprocessingml/2006/main" xmlns:w14="http://schemas.microsoft.com/office/word/2010/wordml" xmlns:w15="http://schemas.microsoft.com/office/word/2012/wordml" xmlns:w16cex="http://schemas.microsoft.com/office/word/2018/wordml/cex" xmlns:w16cid="http://schemas.microsoft.com/office/word/2016/wordml/cid" xmlns:w16="http://schemas.microsoft.com/office/word/2018/wordml" xmlns:w16du="http://schemas.microsoft.com/office/word/2023/wordml/word16du" xmlns:w16sdtdh="http://schemas.microsoft.com/office/word/2020/wordml/sdtdatahash" xmlns:w16se="http://schemas.microsoft.com/office/word/2015/wordml/symex" xmlns:wpg="http://schemas.microsoft.com/office/word/2010/wordprocessingGroup" xmlns:wpi="http://schemas.microsoft.com/office/word/2010/wordprocessingInk" xmlns:wne="http://schemas.microsoft.com/office/word/2006/wordml" xmlns:wps="http://schemas.microsoft.com/office/word/2010/wordprocessingShape" mc:Ignorable="w14 w15 w16se w16cid w16 w16cex w16sdtdh w16du wp14">
+<w:numbering xmlns:wpc="http://schemas.microsoft.com/office/word/2010/wordprocessingCanvas" xmlns:cx="http://schemas.microsoft.com/office/drawing/2014/chartex" xmlns:cx1="http://schemas.microsoft.com/office/drawing/2015/9/8/chartex" xmlns:cx2="http://schemas.microsoft.com/office/drawing/2015/10/21/chartex" xmlns:cx3="http://schemas.microsoft.com/office/drawing/2016/5/9/chartex" xmlns:cx4="http://schemas.microsoft.com/office/drawing/2016/5/10/chartex" xmlns:cx5="http://schemas.microsoft.com/office/drawing/2016/5/11/chartex" xmlns:cx6="http://schemas.microsoft.com/office/drawing/2016/5/12/chartex" xmlns:cx7="http://schemas.microsoft.com/office/drawing/2016/5/13/chartex" xmlns:cx8="http://schemas.microsoft.com/office/drawing/2016/5/14/chartex" xmlns:mc="http://schemas.openxmlformats.org/markup-compatibility/2006" xmlns:aink="http://schemas.microsoft.com/office/drawing/2016/ink" xmlns:am3d="http://schemas.microsoft.com/office/drawing/2017/model3d" xmlns:o="urn:schemas-microsoft-com:office:office" xmlns:oel="http://schemas.microsoft.com/office/2019/extlst" xmlns:r="http://schemas.openxmlformats.org/officeDocument/2006/relationships" xmlns:m="http://schemas.openxmlformats.org/officeDocument/2006/math" xmlns:v="urn:schemas-microsoft-com:vml" xmlns:wp14="http://schemas.microsoft.com/office/word/2010/wordprocessingDrawing" xmlns:wp="http://schemas.openxmlformats.org/drawingml/2006/wordprocessingDrawing" xmlns:w10="urn:schemas-microsoft-com:office:word" xmlns:w="http://schemas.openxmlformats.org/wordprocessingml/2006/main" xmlns:w14="http://schemas.microsoft.com/office/word/2010/wordml" xmlns:w15="http://schemas.microsoft.com/office/word/2012/wordml" xmlns:w16cex="http://schemas.microsoft.com/office/word/2018/wordml/cex" xmlns:w16cid="http://schemas.microsoft.com/office/word/2016/wordml/cid" xmlns:w16="http://schemas.microsoft.com/office/word/2018/wordml" xmlns:w16du="http://schemas.microsoft.com/office/word/2023/wordml/word16du" xmlns:w16sdtdh="http://schemas.microsoft.com/office/word/2020/wordml/sdtdatahash" xmlns:w16sdtfl="http://schemas.microsoft.com/office/word/2024/wordml/sdtformatlock" xmlns:w16se="http://schemas.microsoft.com/office/word/2015/wordml/symex" xmlns:wpg="http://schemas.microsoft.com/office/word/2010/wordprocessingGroup" xmlns:wpi="http://schemas.microsoft.com/office/word/2010/wordprocessingInk" xmlns:wne="http://schemas.microsoft.com/office/word/2006/wordml" xmlns:wps="http://schemas.microsoft.com/office/word/2010/wordprocessingShape" mc:Ignorable="w14 w15 w16se w16cid w16 w16cex w16sdtdh w16sdtfl w16du wp14">
   <w:abstractNum w:abstractNumId="0" w15:restartNumberingAfterBreak="0">
     <w:nsid w:val="268A3D53"/>
     <w:multiLevelType w:val="hybridMultilevel"/>
@@ -3902,7 +3943,7 @@
 </file>
 
 <file path=word/styles.xml><?xml version="1.0" encoding="utf-8"?>
-<w:styles xmlns:mc="http://schemas.openxmlformats.org/markup-compatibility/2006" xmlns:r="http://schemas.openxmlformats.org/officeDocument/2006/relationships" xmlns:w="http://schemas.openxmlformats.org/wordprocessingml/2006/main" xmlns:w14="http://schemas.microsoft.com/office/word/2010/wordml" xmlns:w15="http://schemas.microsoft.com/office/word/2012/wordml" xmlns:w16cex="http://schemas.microsoft.com/office/word/2018/wordml/cex" xmlns:w16cid="http://schemas.microsoft.com/office/word/2016/wordml/cid" xmlns:w16="http://schemas.microsoft.com/office/word/2018/wordml" xmlns:w16du="http://schemas.microsoft.com/office/word/2023/wordml/word16du" xmlns:w16sdtdh="http://schemas.microsoft.com/office/word/2020/wordml/sdtdatahash" xmlns:w16se="http://schemas.microsoft.com/office/word/2015/wordml/symex" mc:Ignorable="w14 w15 w16se w16cid w16 w16cex w16sdtdh w16du">
+<w:styles xmlns:mc="http://schemas.openxmlformats.org/markup-compatibility/2006" xmlns:r="http://schemas.openxmlformats.org/officeDocument/2006/relationships" xmlns:w="http://schemas.openxmlformats.org/wordprocessingml/2006/main" xmlns:w14="http://schemas.microsoft.com/office/word/2010/wordml" xmlns:w15="http://schemas.microsoft.com/office/word/2012/wordml" xmlns:w16cex="http://schemas.microsoft.com/office/word/2018/wordml/cex" xmlns:w16cid="http://schemas.microsoft.com/office/word/2016/wordml/cid" xmlns:w16="http://schemas.microsoft.com/office/word/2018/wordml" xmlns:w16du="http://schemas.microsoft.com/office/word/2023/wordml/word16du" xmlns:w16sdtdh="http://schemas.microsoft.com/office/word/2020/wordml/sdtdatahash" xmlns:w16sdtfl="http://schemas.microsoft.com/office/word/2024/wordml/sdtformatlock" xmlns:w16se="http://schemas.microsoft.com/office/word/2015/wordml/symex" mc:Ignorable="w14 w15 w16se w16cid w16 w16cex w16sdtdh w16sdtfl w16du">
   <w:docDefaults>
     <w:rPrDefault>
       <w:rPr>
